--- a/defense/docs/front_matter/DESIGNATIONS_AND_ABBREVIATIONS_EN_GOST_2026-08-23.docx
+++ b/defense/docs/front_matter/DESIGNATIONS_AND_ABBREVIATIONS_EN_GOST_2026-08-23.docx
@@ -311,50 +311,6 @@
                 <w:sz w:val="28"/>
                 <w:u w:val="none"/>
               </w:rPr>
-              <w:t>CFC-n</w:t>
-            </w:r>
-          </w:p>
-        </w:tc>
-        <w:tc>
-          <w:tcPr>
-            <w:tcW w:type="dxa" w:w="7824"/>
-          </w:tcPr>
-          <w:p>
-            <w:pPr>
-              <w:spacing w:line="240" w:lineRule="auto" w:after="0"/>
-              <w:ind w:firstLine="0"/>
-            </w:pPr>
-            <w:r>
-              <w:rPr>
-                <w:rFonts w:ascii="Times New Roman" w:hAnsi="Times New Roman" w:cs="Times New Roman" w:eastAsia="Times New Roman"/>
-                <w:b w:val="0"/>
-                <w:i w:val="0"/>
-                <w:sz w:val="28"/>
-                <w:u w:val="none"/>
-              </w:rPr>
-              <w:t>Claim Formulation Constraint n — a rule governing the form a claim may take; the CFC-2 series enumerates claim types this dissertation forbids itself</w:t>
-            </w:r>
-          </w:p>
-        </w:tc>
-      </w:tr>
-      <w:tr>
-        <w:tc>
-          <w:tcPr>
-            <w:tcW w:type="dxa" w:w="1814"/>
-          </w:tcPr>
-          <w:p>
-            <w:pPr>
-              <w:spacing w:line="240" w:lineRule="auto" w:after="0"/>
-              <w:ind w:firstLine="0"/>
-            </w:pPr>
-            <w:r>
-              <w:rPr>
-                <w:rFonts w:ascii="Times New Roman" w:hAnsi="Times New Roman" w:cs="Times New Roman" w:eastAsia="Times New Roman"/>
-                <w:b w:val="0"/>
-                <w:i w:val="0"/>
-                <w:sz w:val="28"/>
-                <w:u w:val="none"/>
-              </w:rPr>
               <w:t>CLAHE</w:t>
             </w:r>
           </w:p>
@@ -531,50 +487,6 @@
                 <w:sz w:val="28"/>
                 <w:u w:val="none"/>
               </w:rPr>
-              <w:t>DGL-n</w:t>
-            </w:r>
-          </w:p>
-        </w:tc>
-        <w:tc>
-          <w:tcPr>
-            <w:tcW w:type="dxa" w:w="7824"/>
-          </w:tcPr>
-          <w:p>
-            <w:pPr>
-              <w:spacing w:line="240" w:lineRule="auto" w:after="0"/>
-              <w:ind w:firstLine="0"/>
-            </w:pPr>
-            <w:r>
-              <w:rPr>
-                <w:rFonts w:ascii="Times New Roman" w:hAnsi="Times New Roman" w:cs="Times New Roman" w:eastAsia="Times New Roman"/>
-                <w:b w:val="0"/>
-                <w:i w:val="0"/>
-                <w:sz w:val="28"/>
-                <w:u w:val="none"/>
-              </w:rPr>
-              <w:t>Deployment and Generalization Limitation n — a bound on how far a result may be carried beyond the conditions under which it was obtained</w:t>
-            </w:r>
-          </w:p>
-        </w:tc>
-      </w:tr>
-      <w:tr>
-        <w:tc>
-          <w:tcPr>
-            <w:tcW w:type="dxa" w:w="1814"/>
-          </w:tcPr>
-          <w:p>
-            <w:pPr>
-              <w:spacing w:line="240" w:lineRule="auto" w:after="0"/>
-              <w:ind w:firstLine="0"/>
-            </w:pPr>
-            <w:r>
-              <w:rPr>
-                <w:rFonts w:ascii="Times New Roman" w:hAnsi="Times New Roman" w:cs="Times New Roman" w:eastAsia="Times New Roman"/>
-                <w:b w:val="0"/>
-                <w:i w:val="0"/>
-                <w:sz w:val="28"/>
-                <w:u w:val="none"/>
-              </w:rPr>
               <w:t>DINO</w:t>
             </w:r>
           </w:p>
@@ -685,50 +597,6 @@
                 <w:u w:val="none"/>
               </w:rPr>
               <w:t>Expected Calibration Error</w:t>
-            </w:r>
-          </w:p>
-        </w:tc>
-      </w:tr>
-      <w:tr>
-        <w:tc>
-          <w:tcPr>
-            <w:tcW w:type="dxa" w:w="1814"/>
-          </w:tcPr>
-          <w:p>
-            <w:pPr>
-              <w:spacing w:line="240" w:lineRule="auto" w:after="0"/>
-              <w:ind w:firstLine="0"/>
-            </w:pPr>
-            <w:r>
-              <w:rPr>
-                <w:rFonts w:ascii="Times New Roman" w:hAnsi="Times New Roman" w:cs="Times New Roman" w:eastAsia="Times New Roman"/>
-                <w:b w:val="0"/>
-                <w:i w:val="0"/>
-                <w:sz w:val="28"/>
-                <w:u w:val="none"/>
-              </w:rPr>
-              <w:t>EH-n</w:t>
-            </w:r>
-          </w:p>
-        </w:tc>
-        <w:tc>
-          <w:tcPr>
-            <w:tcW w:type="dxa" w:w="7824"/>
-          </w:tcPr>
-          <w:p>
-            <w:pPr>
-              <w:spacing w:line="240" w:lineRule="auto" w:after="0"/>
-              <w:ind w:firstLine="0"/>
-            </w:pPr>
-            <w:r>
-              <w:rPr>
-                <w:rFonts w:ascii="Times New Roman" w:hAnsi="Times New Roman" w:cs="Times New Roman" w:eastAsia="Times New Roman"/>
-                <w:b w:val="0"/>
-                <w:i w:val="0"/>
-                <w:sz w:val="28"/>
-                <w:u w:val="none"/>
-              </w:rPr>
-              <w:t>Evidence Hierarchy rule n — the ranking of metrics by evidentiary weight, and the criteria a result must meet before it counts as decisive</w:t>
             </w:r>
           </w:p>
         </w:tc>
@@ -1323,50 +1191,6 @@
                 <w:sz w:val="28"/>
                 <w:u w:val="none"/>
               </w:rPr>
-              <w:t>NC-n</w:t>
-            </w:r>
-          </w:p>
-        </w:tc>
-        <w:tc>
-          <w:tcPr>
-            <w:tcW w:type="dxa" w:w="7824"/>
-          </w:tcPr>
-          <w:p>
-            <w:pPr>
-              <w:spacing w:line="240" w:lineRule="auto" w:after="0"/>
-              <w:ind w:firstLine="0"/>
-            </w:pPr>
-            <w:r>
-              <w:rPr>
-                <w:rFonts w:ascii="Times New Roman" w:hAnsi="Times New Roman" w:cs="Times New Roman" w:eastAsia="Times New Roman"/>
-                <w:b w:val="0"/>
-                <w:i w:val="0"/>
-                <w:sz w:val="28"/>
-                <w:u w:val="none"/>
-              </w:rPr>
-              <w:t>Non-Claim n — a statement this dissertation explicitly does not make, recorded so that its results are not read as making it</w:t>
-            </w:r>
-          </w:p>
-        </w:tc>
-      </w:tr>
-      <w:tr>
-        <w:tc>
-          <w:tcPr>
-            <w:tcW w:type="dxa" w:w="1814"/>
-          </w:tcPr>
-          <w:p>
-            <w:pPr>
-              <w:spacing w:line="240" w:lineRule="auto" w:after="0"/>
-              <w:ind w:firstLine="0"/>
-            </w:pPr>
-            <w:r>
-              <w:rPr>
-                <w:rFonts w:ascii="Times New Roman" w:hAnsi="Times New Roman" w:cs="Times New Roman" w:eastAsia="Times New Roman"/>
-                <w:b w:val="0"/>
-                <w:i w:val="0"/>
-                <w:sz w:val="28"/>
-                <w:u w:val="none"/>
-              </w:rPr>
               <w:t>NPV</w:t>
             </w:r>
           </w:p>
@@ -1455,50 +1279,6 @@
                 <w:sz w:val="28"/>
                 <w:u w:val="none"/>
               </w:rPr>
-              <w:t>OD-n</w:t>
-            </w:r>
-          </w:p>
-        </w:tc>
-        <w:tc>
-          <w:tcPr>
-            <w:tcW w:type="dxa" w:w="7824"/>
-          </w:tcPr>
-          <w:p>
-            <w:pPr>
-              <w:spacing w:line="240" w:lineRule="auto" w:after="0"/>
-              <w:ind w:firstLine="0"/>
-            </w:pPr>
-            <w:r>
-              <w:rPr>
-                <w:rFonts w:ascii="Times New Roman" w:hAnsi="Times New Roman" w:cs="Times New Roman" w:eastAsia="Times New Roman"/>
-                <w:b w:val="0"/>
-                <w:i w:val="0"/>
-                <w:sz w:val="28"/>
-                <w:u w:val="none"/>
-              </w:rPr>
-              <w:t>Operational Definition n — the definition by which a term of this dissertation is measured; distinct from OD above, which is never written with a number</w:t>
-            </w:r>
-          </w:p>
-        </w:tc>
-      </w:tr>
-      <w:tr>
-        <w:tc>
-          <w:tcPr>
-            <w:tcW w:type="dxa" w:w="1814"/>
-          </w:tcPr>
-          <w:p>
-            <w:pPr>
-              <w:spacing w:line="240" w:lineRule="auto" w:after="0"/>
-              <w:ind w:firstLine="0"/>
-            </w:pPr>
-            <w:r>
-              <w:rPr>
-                <w:rFonts w:ascii="Times New Roman" w:hAnsi="Times New Roman" w:cs="Times New Roman" w:eastAsia="Times New Roman"/>
-                <w:b w:val="0"/>
-                <w:i w:val="0"/>
-                <w:sz w:val="28"/>
-                <w:u w:val="none"/>
-              </w:rPr>
               <w:t>ODIR-5K</w:t>
             </w:r>
           </w:p>
@@ -1565,50 +1345,6 @@
                 <w:u w:val="none"/>
               </w:rPr>
               <w:t>Picture Archiving and Communication System</w:t>
-            </w:r>
-          </w:p>
-        </w:tc>
-      </w:tr>
-      <w:tr>
-        <w:tc>
-          <w:tcPr>
-            <w:tcW w:type="dxa" w:w="1814"/>
-          </w:tcPr>
-          <w:p>
-            <w:pPr>
-              <w:spacing w:line="240" w:lineRule="auto" w:after="0"/>
-              <w:ind w:firstLine="0"/>
-            </w:pPr>
-            <w:r>
-              <w:rPr>
-                <w:rFonts w:ascii="Times New Roman" w:hAnsi="Times New Roman" w:cs="Times New Roman" w:eastAsia="Times New Roman"/>
-                <w:b w:val="0"/>
-                <w:i w:val="0"/>
-                <w:sz w:val="28"/>
-                <w:u w:val="none"/>
-              </w:rPr>
-              <w:t>PC-n</w:t>
-            </w:r>
-          </w:p>
-        </w:tc>
-        <w:tc>
-          <w:tcPr>
-            <w:tcW w:type="dxa" w:w="7824"/>
-          </w:tcPr>
-          <w:p>
-            <w:pPr>
-              <w:spacing w:line="240" w:lineRule="auto" w:after="0"/>
-              <w:ind w:firstLine="0"/>
-            </w:pPr>
-            <w:r>
-              <w:rPr>
-                <w:rFonts w:ascii="Times New Roman" w:hAnsi="Times New Roman" w:cs="Times New Roman" w:eastAsia="Times New Roman"/>
-                <w:b w:val="0"/>
-                <w:i w:val="0"/>
-                <w:sz w:val="28"/>
-                <w:u w:val="none"/>
-              </w:rPr>
-              <w:t>Primary Claim n — a numbered claim of the dissertation's argument, each carrying its evidence and its assessed strength</w:t>
             </w:r>
           </w:p>
         </w:tc>
@@ -1851,50 +1587,6 @@
                 <w:sz w:val="28"/>
                 <w:u w:val="none"/>
               </w:rPr>
-              <w:t>SB-n</w:t>
-            </w:r>
-          </w:p>
-        </w:tc>
-        <w:tc>
-          <w:tcPr>
-            <w:tcW w:type="dxa" w:w="7824"/>
-          </w:tcPr>
-          <w:p>
-            <w:pPr>
-              <w:spacing w:line="240" w:lineRule="auto" w:after="0"/>
-              <w:ind w:firstLine="0"/>
-            </w:pPr>
-            <w:r>
-              <w:rPr>
-                <w:rFonts w:ascii="Times New Roman" w:hAnsi="Times New Roman" w:cs="Times New Roman" w:eastAsia="Times New Roman"/>
-                <w:b w:val="0"/>
-                <w:i w:val="0"/>
-                <w:sz w:val="28"/>
-                <w:u w:val="none"/>
-              </w:rPr>
-              <w:t>Scope Boundary n — a statement of what lies outside what this dissertation claims</w:t>
-            </w:r>
-          </w:p>
-        </w:tc>
-      </w:tr>
-      <w:tr>
-        <w:tc>
-          <w:tcPr>
-            <w:tcW w:type="dxa" w:w="1814"/>
-          </w:tcPr>
-          <w:p>
-            <w:pPr>
-              <w:spacing w:line="240" w:lineRule="auto" w:after="0"/>
-              <w:ind w:firstLine="0"/>
-            </w:pPr>
-            <w:r>
-              <w:rPr>
-                <w:rFonts w:ascii="Times New Roman" w:hAnsi="Times New Roman" w:cs="Times New Roman" w:eastAsia="Times New Roman"/>
-                <w:b w:val="0"/>
-                <w:i w:val="0"/>
-                <w:sz w:val="28"/>
-                <w:u w:val="none"/>
-              </w:rPr>
               <w:t>SimCLR</w:t>
             </w:r>
           </w:p>
@@ -1917,50 +1609,6 @@
                 <w:u w:val="none"/>
               </w:rPr>
               <w:t>Simple framework for Contrastive Learning of Representations</w:t>
-            </w:r>
-          </w:p>
-        </w:tc>
-      </w:tr>
-      <w:tr>
-        <w:tc>
-          <w:tcPr>
-            <w:tcW w:type="dxa" w:w="1814"/>
-          </w:tcPr>
-          <w:p>
-            <w:pPr>
-              <w:spacing w:line="240" w:lineRule="auto" w:after="0"/>
-              <w:ind w:firstLine="0"/>
-            </w:pPr>
-            <w:r>
-              <w:rPr>
-                <w:rFonts w:ascii="Times New Roman" w:hAnsi="Times New Roman" w:cs="Times New Roman" w:eastAsia="Times New Roman"/>
-                <w:b w:val="0"/>
-                <w:i w:val="0"/>
-                <w:sz w:val="28"/>
-                <w:u w:val="none"/>
-              </w:rPr>
-              <w:t>SIR-n</w:t>
-            </w:r>
-          </w:p>
-        </w:tc>
-        <w:tc>
-          <w:tcPr>
-            <w:tcW w:type="dxa" w:w="7824"/>
-          </w:tcPr>
-          <w:p>
-            <w:pPr>
-              <w:spacing w:line="240" w:lineRule="auto" w:after="0"/>
-              <w:ind w:firstLine="0"/>
-            </w:pPr>
-            <w:r>
-              <w:rPr>
-                <w:rFonts w:ascii="Times New Roman" w:hAnsi="Times New Roman" w:cs="Times New Roman" w:eastAsia="Times New Roman"/>
-                <w:b w:val="0"/>
-                <w:i w:val="0"/>
-                <w:sz w:val="28"/>
-                <w:u w:val="none"/>
-              </w:rPr>
-              <w:t>Source Interpretation Rule n — a rule constraining what may be attributed to a cited source</w:t>
             </w:r>
           </w:p>
         </w:tc>
